--- a/CalendarioAgo26/Ejercicios/E8_ACLs/Ejer8_ACLs.docx
+++ b/CalendarioAgo26/Ejercicios/E8_ACLs/Ejer8_ACLs.docx
@@ -323,67 +323,7 @@
           <w:iCs w:val="0"/>
           <w:color w:val="auto"/>
         </w:rPr>
-        <w:t xml:space="preserve">En la realización de estos ejercicios debes considerar como independiente cada una de las </w:t>
-      </w:r>
-      <w:proofErr w:type="spellStart"/>
-      <w:r>
-        <w:rPr>
-          <w:rFonts w:ascii="Arial" w:eastAsia="Times New Roman" w:hAnsi="Arial" w:cs="Arial"/>
-          <w:i w:val="0"/>
-          <w:iCs w:val="0"/>
-          <w:color w:val="auto"/>
-        </w:rPr>
-        <w:t>ACLs</w:t>
-      </w:r>
-      <w:proofErr w:type="spellEnd"/>
-      <w:r>
-        <w:rPr>
-          <w:rFonts w:ascii="Arial" w:eastAsia="Times New Roman" w:hAnsi="Arial" w:cs="Arial"/>
-          <w:i w:val="0"/>
-          <w:iCs w:val="0"/>
-          <w:color w:val="auto"/>
-        </w:rPr>
-        <w:t xml:space="preserve">. Para probar las </w:t>
-      </w:r>
-      <w:proofErr w:type="spellStart"/>
-      <w:r>
-        <w:rPr>
-          <w:rFonts w:ascii="Arial" w:eastAsia="Times New Roman" w:hAnsi="Arial" w:cs="Arial"/>
-          <w:i w:val="0"/>
-          <w:iCs w:val="0"/>
-          <w:color w:val="auto"/>
-        </w:rPr>
-        <w:t>ACLs</w:t>
-      </w:r>
-      <w:proofErr w:type="spellEnd"/>
-      <w:r>
-        <w:rPr>
-          <w:rFonts w:ascii="Arial" w:eastAsia="Times New Roman" w:hAnsi="Arial" w:cs="Arial"/>
-          <w:i w:val="0"/>
-          <w:iCs w:val="0"/>
-          <w:color w:val="auto"/>
-        </w:rPr>
-        <w:t xml:space="preserve"> en PT se te recomienda desactivar las </w:t>
-      </w:r>
-      <w:proofErr w:type="spellStart"/>
-      <w:r>
-        <w:rPr>
-          <w:rFonts w:ascii="Arial" w:eastAsia="Times New Roman" w:hAnsi="Arial" w:cs="Arial"/>
-          <w:i w:val="0"/>
-          <w:iCs w:val="0"/>
-          <w:color w:val="auto"/>
-        </w:rPr>
-        <w:t>ACLs</w:t>
-      </w:r>
-      <w:proofErr w:type="spellEnd"/>
-      <w:r>
-        <w:rPr>
-          <w:rFonts w:ascii="Arial" w:eastAsia="Times New Roman" w:hAnsi="Arial" w:cs="Arial"/>
-          <w:i w:val="0"/>
-          <w:iCs w:val="0"/>
-          <w:color w:val="auto"/>
-        </w:rPr>
-        <w:t xml:space="preserve"> previas a cada inciso.</w:t>
+        <w:t>En la realización de estos ejercicios debes considerar como independiente cada una de las ACLs. Para probar las ACLs en PT se te recomienda desactivar las ACLs previas a cada inciso.</w:t>
       </w:r>
     </w:p>
     <w:p>
@@ -613,7 +553,16 @@
           <w:sz w:val="20"/>
           <w:szCs w:val="20"/>
         </w:rPr>
-        <w:t>estándar para</w:t>
+        <w:t xml:space="preserve">estándar </w:t>
+      </w:r>
+      <w:r>
+        <w:rPr>
+          <w:rFonts w:ascii="Arial" w:hAnsi="Arial" w:cs="Arial"/>
+          <w:color w:val="2D3B45"/>
+          <w:sz w:val="20"/>
+          <w:szCs w:val="20"/>
+        </w:rPr>
+        <w:t>que</w:t>
       </w:r>
       <w:r>
         <w:rPr>
@@ -624,34 +573,7 @@
           <w:sz w:val="20"/>
           <w:szCs w:val="20"/>
         </w:rPr>
-        <w:t xml:space="preserve"> impedir</w:t>
-      </w:r>
-      <w:r>
-        <w:rPr>
-          <w:rFonts w:ascii="Arial" w:hAnsi="Arial" w:cs="Arial"/>
-          <w:color w:val="2D3B45"/>
-          <w:sz w:val="20"/>
-          <w:szCs w:val="20"/>
-        </w:rPr>
-        <w:t xml:space="preserve"> que</w:t>
-      </w:r>
-      <w:r>
-        <w:rPr>
-          <w:rFonts w:ascii="Arial" w:hAnsi="Arial" w:cs="Arial"/>
-          <w:color w:val="2D3B45"/>
-          <w:sz w:val="20"/>
-          <w:szCs w:val="20"/>
-        </w:rPr>
-        <w:t xml:space="preserve"> todos los equipos terminales</w:t>
-      </w:r>
-      <w:r>
-        <w:rPr>
-          <w:rFonts w:ascii="Arial" w:hAnsi="Arial" w:cs="Arial"/>
-          <w:color w:val="2D3B45"/>
-          <w:sz w:val="20"/>
-          <w:szCs w:val="20"/>
-        </w:rPr>
-        <w:t xml:space="preserve"> de la subred de </w:t>
+        <w:t xml:space="preserve"> imp</w:t>
       </w:r>
       <w:r>
         <w:rPr>
@@ -662,16 +584,52 @@
           <w:sz w:val="20"/>
           <w:szCs w:val="20"/>
         </w:rPr>
-        <w:t xml:space="preserve">Alumnos </w:t>
-      </w:r>
-      <w:r>
-        <w:rPr>
-          <w:rFonts w:ascii="Arial" w:hAnsi="Arial" w:cs="Arial"/>
-          <w:color w:val="2D3B45"/>
-          <w:sz w:val="20"/>
-          <w:szCs w:val="20"/>
-        </w:rPr>
-        <w:t xml:space="preserve">tengan acceso a la subred de </w:t>
+        <w:t>ida</w:t>
+      </w:r>
+      <w:r>
+        <w:rPr>
+          <w:rFonts w:ascii="Arial" w:hAnsi="Arial" w:cs="Arial"/>
+          <w:color w:val="2D3B45"/>
+          <w:sz w:val="20"/>
+          <w:szCs w:val="20"/>
+        </w:rPr>
+        <w:t xml:space="preserve"> que</w:t>
+      </w:r>
+      <w:r>
+        <w:rPr>
+          <w:rFonts w:ascii="Arial" w:hAnsi="Arial" w:cs="Arial"/>
+          <w:color w:val="2D3B45"/>
+          <w:sz w:val="20"/>
+          <w:szCs w:val="20"/>
+        </w:rPr>
+        <w:t xml:space="preserve"> </w:t>
+      </w:r>
+      <w:r>
+        <w:rPr>
+          <w:rFonts w:ascii="Arial" w:hAnsi="Arial" w:cs="Arial"/>
+          <w:color w:val="2D3B45"/>
+          <w:sz w:val="20"/>
+          <w:szCs w:val="20"/>
+        </w:rPr>
+        <w:t xml:space="preserve">los dispositivos </w:t>
+      </w:r>
+      <w:r>
+        <w:rPr>
+          <w:rFonts w:ascii="Arial" w:hAnsi="Arial" w:cs="Arial"/>
+          <w:color w:val="2D3B45"/>
+          <w:sz w:val="20"/>
+          <w:szCs w:val="20"/>
+        </w:rPr>
+        <w:t>terminales</w:t>
+      </w:r>
+      <w:r>
+        <w:rPr>
+          <w:rFonts w:ascii="Arial" w:hAnsi="Arial" w:cs="Arial"/>
+          <w:color w:val="2D3B45"/>
+          <w:sz w:val="20"/>
+          <w:szCs w:val="20"/>
+        </w:rPr>
+        <w:t xml:space="preserve"> de la subred de </w:t>
       </w:r>
       <w:r>
         <w:rPr>
@@ -682,7 +640,38 @@
           <w:sz w:val="20"/>
           <w:szCs w:val="20"/>
         </w:rPr>
-        <w:t>Directivos</w:t>
+        <w:t xml:space="preserve">Alumnos </w:t>
+      </w:r>
+      <w:r>
+        <w:rPr>
+          <w:rFonts w:ascii="Arial" w:hAnsi="Arial" w:cs="Arial"/>
+          <w:color w:val="2D3B45"/>
+          <w:sz w:val="20"/>
+          <w:szCs w:val="20"/>
+        </w:rPr>
+        <w:t xml:space="preserve">tengan acceso a la subred de </w:t>
+      </w:r>
+      <w:r>
+        <w:rPr>
+          <w:rFonts w:ascii="Arial" w:hAnsi="Arial" w:cs="Arial"/>
+          <w:b/>
+          <w:bCs/>
+          <w:color w:val="2D3B45"/>
+          <w:sz w:val="20"/>
+          <w:szCs w:val="20"/>
+        </w:rPr>
+        <w:t>Direct</w:t>
+      </w:r>
+      <w:r>
+        <w:rPr>
+          <w:rFonts w:ascii="Arial" w:hAnsi="Arial" w:cs="Arial"/>
+          <w:b/>
+          <w:bCs/>
+          <w:color w:val="2D3B45"/>
+          <w:sz w:val="20"/>
+          <w:szCs w:val="20"/>
+        </w:rPr>
+        <w:t>ores</w:t>
       </w:r>
       <w:r>
         <w:rPr>
@@ -715,27 +704,7 @@
           <w:sz w:val="20"/>
           <w:szCs w:val="20"/>
         </w:rPr>
-        <w:t xml:space="preserve">¿En qué </w:t>
-      </w:r>
-      <w:proofErr w:type="spellStart"/>
-      <w:r>
-        <w:rPr>
-          <w:rFonts w:ascii="Arial" w:hAnsi="Arial" w:cs="Arial"/>
-          <w:color w:val="2D3B45"/>
-          <w:sz w:val="20"/>
-          <w:szCs w:val="20"/>
-        </w:rPr>
-        <w:t>router</w:t>
-      </w:r>
-      <w:proofErr w:type="spellEnd"/>
-      <w:r>
-        <w:rPr>
-          <w:rFonts w:ascii="Arial" w:hAnsi="Arial" w:cs="Arial"/>
-          <w:color w:val="2D3B45"/>
-          <w:sz w:val="20"/>
-          <w:szCs w:val="20"/>
-        </w:rPr>
-        <w:t xml:space="preserve"> instalarás esta lista de control de acceso? </w:t>
+        <w:t xml:space="preserve">¿En qué router instalarás esta lista de control de acceso? </w:t>
       </w:r>
     </w:p>
     <w:p>
@@ -840,45 +809,14 @@
           <w:szCs w:val="20"/>
         </w:rPr>
       </w:pPr>
-      <w:proofErr w:type="spellStart"/>
-      <w:r>
-        <w:rPr>
-          <w:rFonts w:ascii="Arial" w:hAnsi="Arial" w:cs="Arial"/>
-          <w:color w:val="2D3B45"/>
-          <w:sz w:val="20"/>
-          <w:szCs w:val="20"/>
-        </w:rPr>
-        <w:t>router</w:t>
-      </w:r>
-      <w:proofErr w:type="spellEnd"/>
-      <w:r>
-        <w:rPr>
-          <w:rFonts w:ascii="Arial" w:hAnsi="Arial" w:cs="Arial"/>
-          <w:color w:val="2D3B45"/>
-          <w:sz w:val="20"/>
-          <w:szCs w:val="20"/>
-        </w:rPr>
-        <w:t>(</w:t>
-      </w:r>
-      <w:proofErr w:type="spellStart"/>
-      <w:r>
-        <w:rPr>
-          <w:rFonts w:ascii="Arial" w:hAnsi="Arial" w:cs="Arial"/>
-          <w:color w:val="2D3B45"/>
-          <w:sz w:val="20"/>
-          <w:szCs w:val="20"/>
-        </w:rPr>
-        <w:t>config-if</w:t>
-      </w:r>
-      <w:proofErr w:type="spellEnd"/>
-      <w:r>
-        <w:rPr>
-          <w:rFonts w:ascii="Arial" w:hAnsi="Arial" w:cs="Arial"/>
-          <w:color w:val="2D3B45"/>
-          <w:sz w:val="20"/>
-          <w:szCs w:val="20"/>
-        </w:rPr>
-        <w:t>)#</w:t>
+      <w:r>
+        <w:rPr>
+          <w:rFonts w:ascii="Arial" w:hAnsi="Arial" w:cs="Arial"/>
+          <w:color w:val="2D3B45"/>
+          <w:sz w:val="20"/>
+          <w:szCs w:val="20"/>
+        </w:rPr>
+        <w:t>router(config-if)#</w:t>
       </w:r>
     </w:p>
     <w:p>
@@ -906,7 +844,25 @@
           <w:sz w:val="20"/>
           <w:szCs w:val="20"/>
         </w:rPr>
-        <w:t xml:space="preserve">Diseña una lista de control de acceso estándar para </w:t>
+        <w:t xml:space="preserve">Diseña una lista de control de acceso estándar </w:t>
+      </w:r>
+      <w:r>
+        <w:rPr>
+          <w:rFonts w:ascii="Arial" w:hAnsi="Arial" w:cs="Arial"/>
+          <w:color w:val="2D3B45"/>
+          <w:sz w:val="20"/>
+          <w:szCs w:val="20"/>
+        </w:rPr>
+        <w:t>que</w:t>
+      </w:r>
+      <w:r>
+        <w:rPr>
+          <w:rFonts w:ascii="Arial" w:hAnsi="Arial" w:cs="Arial"/>
+          <w:color w:val="2D3B45"/>
+          <w:sz w:val="20"/>
+          <w:szCs w:val="20"/>
+        </w:rPr>
+        <w:t xml:space="preserve"> </w:t>
       </w:r>
       <w:r>
         <w:rPr>
@@ -917,79 +873,7 @@
           <w:sz w:val="20"/>
           <w:szCs w:val="20"/>
         </w:rPr>
-        <w:t xml:space="preserve">impedir </w:t>
-      </w:r>
-      <w:r>
-        <w:rPr>
-          <w:rFonts w:ascii="Arial" w:hAnsi="Arial" w:cs="Arial"/>
-          <w:color w:val="2D3B45"/>
-          <w:sz w:val="20"/>
-          <w:szCs w:val="20"/>
-        </w:rPr>
-        <w:t>que</w:t>
-      </w:r>
-      <w:r>
-        <w:rPr>
-          <w:rFonts w:ascii="Arial" w:hAnsi="Arial" w:cs="Arial"/>
-          <w:color w:val="2D3B45"/>
-          <w:sz w:val="20"/>
-          <w:szCs w:val="20"/>
-        </w:rPr>
-        <w:t xml:space="preserve"> </w:t>
-      </w:r>
-      <w:r>
-        <w:rPr>
-          <w:rFonts w:ascii="Arial" w:hAnsi="Arial" w:cs="Arial"/>
-          <w:color w:val="2D3B45"/>
-          <w:sz w:val="20"/>
-          <w:szCs w:val="20"/>
-        </w:rPr>
-        <w:t>todos los equipos terminales</w:t>
-      </w:r>
-      <w:r>
-        <w:rPr>
-          <w:rFonts w:ascii="Arial" w:hAnsi="Arial" w:cs="Arial"/>
-          <w:color w:val="2D3B45"/>
-          <w:sz w:val="20"/>
-          <w:szCs w:val="20"/>
-        </w:rPr>
-        <w:t xml:space="preserve"> de la</w:t>
-      </w:r>
-      <w:r>
-        <w:rPr>
-          <w:rFonts w:ascii="Arial" w:hAnsi="Arial" w:cs="Arial"/>
-          <w:color w:val="2D3B45"/>
-          <w:sz w:val="20"/>
-          <w:szCs w:val="20"/>
-        </w:rPr>
-        <w:t>s</w:t>
-      </w:r>
-      <w:r>
-        <w:rPr>
-          <w:rFonts w:ascii="Arial" w:hAnsi="Arial" w:cs="Arial"/>
-          <w:color w:val="2D3B45"/>
-          <w:sz w:val="20"/>
-          <w:szCs w:val="20"/>
-        </w:rPr>
-        <w:t xml:space="preserve"> subred</w:t>
-      </w:r>
-      <w:r>
-        <w:rPr>
-          <w:rFonts w:ascii="Arial" w:hAnsi="Arial" w:cs="Arial"/>
-          <w:color w:val="2D3B45"/>
-          <w:sz w:val="20"/>
-          <w:szCs w:val="20"/>
-        </w:rPr>
-        <w:t>es</w:t>
-      </w:r>
-      <w:r>
-        <w:rPr>
-          <w:rFonts w:ascii="Arial" w:hAnsi="Arial" w:cs="Arial"/>
-          <w:color w:val="2D3B45"/>
-          <w:sz w:val="20"/>
-          <w:szCs w:val="20"/>
-        </w:rPr>
-        <w:t xml:space="preserve"> de </w:t>
+        <w:t>imp</w:t>
       </w:r>
       <w:r>
         <w:rPr>
@@ -1000,7 +884,7 @@
           <w:sz w:val="20"/>
           <w:szCs w:val="20"/>
         </w:rPr>
-        <w:t>Profesores</w:t>
+        <w:t>ida</w:t>
       </w:r>
       <w:r>
         <w:rPr>
@@ -1011,16 +895,88 @@
           <w:sz w:val="20"/>
           <w:szCs w:val="20"/>
         </w:rPr>
-        <w:t xml:space="preserve"> y Alumnos</w:t>
-      </w:r>
-      <w:r>
-        <w:rPr>
-          <w:rFonts w:ascii="Arial" w:hAnsi="Arial" w:cs="Arial"/>
-          <w:color w:val="2D3B45"/>
-          <w:sz w:val="20"/>
-          <w:szCs w:val="20"/>
-        </w:rPr>
-        <w:t xml:space="preserve"> tengan acceso a la subred de </w:t>
+        <w:t xml:space="preserve"> </w:t>
+      </w:r>
+      <w:r>
+        <w:rPr>
+          <w:rFonts w:ascii="Arial" w:hAnsi="Arial" w:cs="Arial"/>
+          <w:color w:val="2D3B45"/>
+          <w:sz w:val="20"/>
+          <w:szCs w:val="20"/>
+        </w:rPr>
+        <w:t>que</w:t>
+      </w:r>
+      <w:r>
+        <w:rPr>
+          <w:rFonts w:ascii="Arial" w:hAnsi="Arial" w:cs="Arial"/>
+          <w:color w:val="2D3B45"/>
+          <w:sz w:val="20"/>
+          <w:szCs w:val="20"/>
+        </w:rPr>
+        <w:t xml:space="preserve"> los </w:t>
+      </w:r>
+      <w:r>
+        <w:rPr>
+          <w:rFonts w:ascii="Arial" w:hAnsi="Arial" w:cs="Arial"/>
+          <w:color w:val="2D3B45"/>
+          <w:sz w:val="20"/>
+          <w:szCs w:val="20"/>
+        </w:rPr>
+        <w:t>dispositivos</w:t>
+      </w:r>
+      <w:r>
+        <w:rPr>
+          <w:rFonts w:ascii="Arial" w:hAnsi="Arial" w:cs="Arial"/>
+          <w:color w:val="2D3B45"/>
+          <w:sz w:val="20"/>
+          <w:szCs w:val="20"/>
+        </w:rPr>
+        <w:t xml:space="preserve"> terminales</w:t>
+      </w:r>
+      <w:r>
+        <w:rPr>
+          <w:rFonts w:ascii="Arial" w:hAnsi="Arial" w:cs="Arial"/>
+          <w:color w:val="2D3B45"/>
+          <w:sz w:val="20"/>
+          <w:szCs w:val="20"/>
+        </w:rPr>
+        <w:t xml:space="preserve"> de la</w:t>
+      </w:r>
+      <w:r>
+        <w:rPr>
+          <w:rFonts w:ascii="Arial" w:hAnsi="Arial" w:cs="Arial"/>
+          <w:color w:val="2D3B45"/>
+          <w:sz w:val="20"/>
+          <w:szCs w:val="20"/>
+        </w:rPr>
+        <w:t>s</w:t>
+      </w:r>
+      <w:r>
+        <w:rPr>
+          <w:rFonts w:ascii="Arial" w:hAnsi="Arial" w:cs="Arial"/>
+          <w:color w:val="2D3B45"/>
+          <w:sz w:val="20"/>
+          <w:szCs w:val="20"/>
+        </w:rPr>
+        <w:t xml:space="preserve"> subred</w:t>
+      </w:r>
+      <w:r>
+        <w:rPr>
+          <w:rFonts w:ascii="Arial" w:hAnsi="Arial" w:cs="Arial"/>
+          <w:color w:val="2D3B45"/>
+          <w:sz w:val="20"/>
+          <w:szCs w:val="20"/>
+        </w:rPr>
+        <w:t>es</w:t>
+      </w:r>
+      <w:r>
+        <w:rPr>
+          <w:rFonts w:ascii="Arial" w:hAnsi="Arial" w:cs="Arial"/>
+          <w:color w:val="2D3B45"/>
+          <w:sz w:val="20"/>
+          <w:szCs w:val="20"/>
+        </w:rPr>
+        <w:t xml:space="preserve"> de </w:t>
       </w:r>
       <w:r>
         <w:rPr>
@@ -1031,7 +987,78 @@
           <w:sz w:val="20"/>
           <w:szCs w:val="20"/>
         </w:rPr>
-        <w:t>Directivos</w:t>
+        <w:t>Profesores</w:t>
+      </w:r>
+      <w:r>
+        <w:rPr>
+          <w:rFonts w:ascii="Arial" w:hAnsi="Arial" w:cs="Arial"/>
+          <w:b/>
+          <w:bCs/>
+          <w:color w:val="2D3B45"/>
+          <w:sz w:val="20"/>
+          <w:szCs w:val="20"/>
+        </w:rPr>
+        <w:t xml:space="preserve"> </w:t>
+      </w:r>
+      <w:r>
+        <w:rPr>
+          <w:rFonts w:ascii="Arial" w:hAnsi="Arial" w:cs="Arial"/>
+          <w:color w:val="2D3B45"/>
+          <w:sz w:val="20"/>
+          <w:szCs w:val="20"/>
+        </w:rPr>
+        <w:t xml:space="preserve">y </w:t>
+      </w:r>
+      <w:r>
+        <w:rPr>
+          <w:rFonts w:ascii="Arial" w:hAnsi="Arial" w:cs="Arial"/>
+          <w:color w:val="2D3B45"/>
+          <w:sz w:val="20"/>
+          <w:szCs w:val="20"/>
+        </w:rPr>
+        <w:t xml:space="preserve">de </w:t>
+      </w:r>
+      <w:r>
+        <w:rPr>
+          <w:rFonts w:ascii="Arial" w:hAnsi="Arial" w:cs="Arial"/>
+          <w:b/>
+          <w:bCs/>
+          <w:color w:val="2D3B45"/>
+          <w:sz w:val="20"/>
+          <w:szCs w:val="20"/>
+        </w:rPr>
+        <w:t>Alumnos</w:t>
+      </w:r>
+      <w:r>
+        <w:rPr>
+          <w:rFonts w:ascii="Arial" w:hAnsi="Arial" w:cs="Arial"/>
+          <w:color w:val="2D3B45"/>
+          <w:sz w:val="20"/>
+          <w:szCs w:val="20"/>
+        </w:rPr>
+        <w:t xml:space="preserve"> tengan acceso a la subred de </w:t>
+      </w:r>
+      <w:r>
+        <w:rPr>
+          <w:rFonts w:ascii="Arial" w:hAnsi="Arial" w:cs="Arial"/>
+          <w:b/>
+          <w:bCs/>
+          <w:color w:val="2D3B45"/>
+          <w:sz w:val="20"/>
+          <w:szCs w:val="20"/>
+        </w:rPr>
+        <w:t>Direct</w:t>
+      </w:r>
+      <w:r>
+        <w:rPr>
+          <w:rFonts w:ascii="Arial" w:hAnsi="Arial" w:cs="Arial"/>
+          <w:b/>
+          <w:bCs/>
+          <w:color w:val="2D3B45"/>
+          <w:sz w:val="20"/>
+          <w:szCs w:val="20"/>
+        </w:rPr>
+        <w:t>ores</w:t>
       </w:r>
       <w:r>
         <w:rPr>
@@ -1064,27 +1091,7 @@
           <w:sz w:val="20"/>
           <w:szCs w:val="20"/>
         </w:rPr>
-        <w:t xml:space="preserve">¿En qué </w:t>
-      </w:r>
-      <w:proofErr w:type="spellStart"/>
-      <w:r>
-        <w:rPr>
-          <w:rFonts w:ascii="Arial" w:hAnsi="Arial" w:cs="Arial"/>
-          <w:color w:val="2D3B45"/>
-          <w:sz w:val="20"/>
-          <w:szCs w:val="20"/>
-        </w:rPr>
-        <w:t>router</w:t>
-      </w:r>
-      <w:proofErr w:type="spellEnd"/>
-      <w:r>
-        <w:rPr>
-          <w:rFonts w:ascii="Arial" w:hAnsi="Arial" w:cs="Arial"/>
-          <w:color w:val="2D3B45"/>
-          <w:sz w:val="20"/>
-          <w:szCs w:val="20"/>
-        </w:rPr>
-        <w:t xml:space="preserve"> instalarás esta lista de control de acceso?</w:t>
+        <w:t>¿En qué router instalarás esta lista de control de acceso?</w:t>
       </w:r>
     </w:p>
     <w:p>
@@ -1179,45 +1186,14 @@
           <w:szCs w:val="20"/>
         </w:rPr>
       </w:pPr>
-      <w:proofErr w:type="spellStart"/>
-      <w:r>
-        <w:rPr>
-          <w:rFonts w:ascii="Arial" w:hAnsi="Arial" w:cs="Arial"/>
-          <w:color w:val="2D3B45"/>
-          <w:sz w:val="20"/>
-          <w:szCs w:val="20"/>
-        </w:rPr>
-        <w:t>router</w:t>
-      </w:r>
-      <w:proofErr w:type="spellEnd"/>
-      <w:r>
-        <w:rPr>
-          <w:rFonts w:ascii="Arial" w:hAnsi="Arial" w:cs="Arial"/>
-          <w:color w:val="2D3B45"/>
-          <w:sz w:val="20"/>
-          <w:szCs w:val="20"/>
-        </w:rPr>
-        <w:t>(</w:t>
-      </w:r>
-      <w:proofErr w:type="spellStart"/>
-      <w:r>
-        <w:rPr>
-          <w:rFonts w:ascii="Arial" w:hAnsi="Arial" w:cs="Arial"/>
-          <w:color w:val="2D3B45"/>
-          <w:sz w:val="20"/>
-          <w:szCs w:val="20"/>
-        </w:rPr>
-        <w:t>config-if</w:t>
-      </w:r>
-      <w:proofErr w:type="spellEnd"/>
-      <w:r>
-        <w:rPr>
-          <w:rFonts w:ascii="Arial" w:hAnsi="Arial" w:cs="Arial"/>
-          <w:color w:val="2D3B45"/>
-          <w:sz w:val="20"/>
-          <w:szCs w:val="20"/>
-        </w:rPr>
-        <w:t>)#</w:t>
+      <w:r>
+        <w:rPr>
+          <w:rFonts w:ascii="Arial" w:hAnsi="Arial" w:cs="Arial"/>
+          <w:color w:val="2D3B45"/>
+          <w:sz w:val="20"/>
+          <w:szCs w:val="20"/>
+        </w:rPr>
+        <w:t>router(config-if)#</w:t>
       </w:r>
     </w:p>
     <w:p>
@@ -1351,7 +1327,18 @@
           <w:sz w:val="20"/>
           <w:szCs w:val="20"/>
         </w:rPr>
-        <w:t>servidores</w:t>
+        <w:t>S</w:t>
+      </w:r>
+      <w:r>
+        <w:rPr>
+          <w:rFonts w:ascii="Arial" w:hAnsi="Arial" w:cs="Arial"/>
+          <w:b/>
+          <w:bCs/>
+          <w:color w:val="2D3B45"/>
+          <w:sz w:val="20"/>
+          <w:szCs w:val="20"/>
+        </w:rPr>
+        <w:t>ervidores</w:t>
       </w:r>
     </w:p>
     <w:p>
@@ -1375,27 +1362,7 @@
           <w:sz w:val="20"/>
           <w:szCs w:val="20"/>
         </w:rPr>
-        <w:t xml:space="preserve">¿En qué </w:t>
-      </w:r>
-      <w:proofErr w:type="spellStart"/>
-      <w:r>
-        <w:rPr>
-          <w:rFonts w:ascii="Arial" w:hAnsi="Arial" w:cs="Arial"/>
-          <w:color w:val="2D3B45"/>
-          <w:sz w:val="20"/>
-          <w:szCs w:val="20"/>
-        </w:rPr>
-        <w:t>router</w:t>
-      </w:r>
-      <w:proofErr w:type="spellEnd"/>
-      <w:r>
-        <w:rPr>
-          <w:rFonts w:ascii="Arial" w:hAnsi="Arial" w:cs="Arial"/>
-          <w:color w:val="2D3B45"/>
-          <w:sz w:val="20"/>
-          <w:szCs w:val="20"/>
-        </w:rPr>
-        <w:t xml:space="preserve"> instalarás esta lista de control de acceso? </w:t>
+        <w:t xml:space="preserve">¿En qué router instalarás esta lista de control de acceso? </w:t>
       </w:r>
     </w:p>
     <w:p>
@@ -1490,45 +1457,14 @@
           <w:szCs w:val="20"/>
         </w:rPr>
       </w:pPr>
-      <w:proofErr w:type="spellStart"/>
-      <w:r>
-        <w:rPr>
-          <w:rFonts w:ascii="Arial" w:hAnsi="Arial" w:cs="Arial"/>
-          <w:color w:val="2D3B45"/>
-          <w:sz w:val="20"/>
-          <w:szCs w:val="20"/>
-        </w:rPr>
-        <w:t>router</w:t>
-      </w:r>
-      <w:proofErr w:type="spellEnd"/>
-      <w:r>
-        <w:rPr>
-          <w:rFonts w:ascii="Arial" w:hAnsi="Arial" w:cs="Arial"/>
-          <w:color w:val="2D3B45"/>
-          <w:sz w:val="20"/>
-          <w:szCs w:val="20"/>
-        </w:rPr>
-        <w:t>(</w:t>
-      </w:r>
-      <w:proofErr w:type="spellStart"/>
-      <w:r>
-        <w:rPr>
-          <w:rFonts w:ascii="Arial" w:hAnsi="Arial" w:cs="Arial"/>
-          <w:color w:val="2D3B45"/>
-          <w:sz w:val="20"/>
-          <w:szCs w:val="20"/>
-        </w:rPr>
-        <w:t>config-if</w:t>
-      </w:r>
-      <w:proofErr w:type="spellEnd"/>
-      <w:r>
-        <w:rPr>
-          <w:rFonts w:ascii="Arial" w:hAnsi="Arial" w:cs="Arial"/>
-          <w:color w:val="2D3B45"/>
-          <w:sz w:val="20"/>
-          <w:szCs w:val="20"/>
-        </w:rPr>
-        <w:t>)#</w:t>
+      <w:r>
+        <w:rPr>
+          <w:rFonts w:ascii="Arial" w:hAnsi="Arial" w:cs="Arial"/>
+          <w:color w:val="2D3B45"/>
+          <w:sz w:val="20"/>
+          <w:szCs w:val="20"/>
+        </w:rPr>
+        <w:t>router(config-if)#</w:t>
       </w:r>
     </w:p>
     <w:p>
@@ -1590,7 +1526,25 @@
           <w:sz w:val="20"/>
           <w:szCs w:val="20"/>
         </w:rPr>
-        <w:t xml:space="preserve"> para </w:t>
+        <w:t xml:space="preserve"> </w:t>
+      </w:r>
+      <w:r>
+        <w:rPr>
+          <w:rFonts w:ascii="Arial" w:hAnsi="Arial" w:cs="Arial"/>
+          <w:color w:val="2D3B45"/>
+          <w:sz w:val="20"/>
+          <w:szCs w:val="20"/>
+        </w:rPr>
+        <w:t>que</w:t>
+      </w:r>
+      <w:r>
+        <w:rPr>
+          <w:rFonts w:ascii="Arial" w:hAnsi="Arial" w:cs="Arial"/>
+          <w:color w:val="2D3B45"/>
+          <w:sz w:val="20"/>
+          <w:szCs w:val="20"/>
+        </w:rPr>
+        <w:t xml:space="preserve"> </w:t>
       </w:r>
       <w:r>
         <w:rPr>
@@ -1601,61 +1555,7 @@
           <w:sz w:val="20"/>
           <w:szCs w:val="20"/>
         </w:rPr>
-        <w:t>impedir</w:t>
-      </w:r>
-      <w:r>
-        <w:rPr>
-          <w:rFonts w:ascii="Arial" w:hAnsi="Arial" w:cs="Arial"/>
-          <w:color w:val="2D3B45"/>
-          <w:sz w:val="20"/>
-          <w:szCs w:val="20"/>
-        </w:rPr>
-        <w:t xml:space="preserve"> que </w:t>
-      </w:r>
-      <w:r>
-        <w:rPr>
-          <w:rFonts w:ascii="Arial" w:hAnsi="Arial" w:cs="Arial"/>
-          <w:color w:val="2D3B45"/>
-          <w:sz w:val="20"/>
-          <w:szCs w:val="20"/>
-        </w:rPr>
-        <w:t>todos los equipos terminales</w:t>
-      </w:r>
-      <w:r>
-        <w:rPr>
-          <w:rFonts w:ascii="Arial" w:hAnsi="Arial" w:cs="Arial"/>
-          <w:color w:val="2D3B45"/>
-          <w:sz w:val="20"/>
-          <w:szCs w:val="20"/>
-        </w:rPr>
-        <w:t xml:space="preserve"> </w:t>
-      </w:r>
-      <w:r>
-        <w:rPr>
-          <w:rFonts w:ascii="Arial" w:hAnsi="Arial" w:cs="Arial"/>
-          <w:color w:val="2D3B45"/>
-          <w:sz w:val="20"/>
-          <w:szCs w:val="20"/>
-        </w:rPr>
-        <w:t>de l</w:t>
-      </w:r>
-      <w:r>
-        <w:rPr>
-          <w:rFonts w:ascii="Arial" w:hAnsi="Arial" w:cs="Arial"/>
-          <w:color w:val="2D3B45"/>
-          <w:sz w:val="20"/>
-          <w:szCs w:val="20"/>
-        </w:rPr>
-        <w:t>a subred de</w:t>
-      </w:r>
-      <w:r>
-        <w:rPr>
-          <w:rFonts w:ascii="Arial" w:hAnsi="Arial" w:cs="Arial"/>
-          <w:color w:val="2D3B45"/>
-          <w:sz w:val="20"/>
-          <w:szCs w:val="20"/>
-        </w:rPr>
-        <w:t xml:space="preserve"> </w:t>
+        <w:t>imp</w:t>
       </w:r>
       <w:r>
         <w:rPr>
@@ -1666,16 +1566,70 @@
           <w:sz w:val="20"/>
           <w:szCs w:val="20"/>
         </w:rPr>
-        <w:t>Alumnos</w:t>
-      </w:r>
-      <w:r>
-        <w:rPr>
-          <w:rFonts w:ascii="Arial" w:hAnsi="Arial" w:cs="Arial"/>
-          <w:color w:val="2D3B45"/>
-          <w:sz w:val="20"/>
-          <w:szCs w:val="20"/>
-        </w:rPr>
-        <w:t xml:space="preserve"> tengan acceso a la subred de </w:t>
+        <w:t>ida</w:t>
+      </w:r>
+      <w:r>
+        <w:rPr>
+          <w:rFonts w:ascii="Arial" w:hAnsi="Arial" w:cs="Arial"/>
+          <w:color w:val="2D3B45"/>
+          <w:sz w:val="20"/>
+          <w:szCs w:val="20"/>
+        </w:rPr>
+        <w:t xml:space="preserve"> que </w:t>
+      </w:r>
+      <w:r>
+        <w:rPr>
+          <w:rFonts w:ascii="Arial" w:hAnsi="Arial" w:cs="Arial"/>
+          <w:color w:val="2D3B45"/>
+          <w:sz w:val="20"/>
+          <w:szCs w:val="20"/>
+        </w:rPr>
+        <w:t xml:space="preserve">los dispositivos </w:t>
+      </w:r>
+      <w:r>
+        <w:rPr>
+          <w:rFonts w:ascii="Arial" w:hAnsi="Arial" w:cs="Arial"/>
+          <w:color w:val="2D3B45"/>
+          <w:sz w:val="20"/>
+          <w:szCs w:val="20"/>
+        </w:rPr>
+        <w:t>terminales</w:t>
+      </w:r>
+      <w:r>
+        <w:rPr>
+          <w:rFonts w:ascii="Arial" w:hAnsi="Arial" w:cs="Arial"/>
+          <w:color w:val="2D3B45"/>
+          <w:sz w:val="20"/>
+          <w:szCs w:val="20"/>
+        </w:rPr>
+        <w:t xml:space="preserve"> </w:t>
+      </w:r>
+      <w:r>
+        <w:rPr>
+          <w:rFonts w:ascii="Arial" w:hAnsi="Arial" w:cs="Arial"/>
+          <w:color w:val="2D3B45"/>
+          <w:sz w:val="20"/>
+          <w:szCs w:val="20"/>
+        </w:rPr>
+        <w:t>de l</w:t>
+      </w:r>
+      <w:r>
+        <w:rPr>
+          <w:rFonts w:ascii="Arial" w:hAnsi="Arial" w:cs="Arial"/>
+          <w:color w:val="2D3B45"/>
+          <w:sz w:val="20"/>
+          <w:szCs w:val="20"/>
+        </w:rPr>
+        <w:t>a subred de</w:t>
+      </w:r>
+      <w:r>
+        <w:rPr>
+          <w:rFonts w:ascii="Arial" w:hAnsi="Arial" w:cs="Arial"/>
+          <w:color w:val="2D3B45"/>
+          <w:sz w:val="20"/>
+          <w:szCs w:val="20"/>
+        </w:rPr>
+        <w:t xml:space="preserve"> </w:t>
       </w:r>
       <w:r>
         <w:rPr>
@@ -1686,6 +1640,62 @@
           <w:sz w:val="20"/>
           <w:szCs w:val="20"/>
         </w:rPr>
+        <w:t>Alumnos</w:t>
+      </w:r>
+      <w:r>
+        <w:rPr>
+          <w:rFonts w:ascii="Arial" w:hAnsi="Arial" w:cs="Arial"/>
+          <w:color w:val="2D3B45"/>
+          <w:sz w:val="20"/>
+          <w:szCs w:val="20"/>
+        </w:rPr>
+        <w:t xml:space="preserve"> tengan acceso a la</w:t>
+      </w:r>
+      <w:r>
+        <w:rPr>
+          <w:rFonts w:ascii="Arial" w:hAnsi="Arial" w:cs="Arial"/>
+          <w:color w:val="2D3B45"/>
+          <w:sz w:val="20"/>
+          <w:szCs w:val="20"/>
+        </w:rPr>
+        <w:t>s</w:t>
+      </w:r>
+      <w:r>
+        <w:rPr>
+          <w:rFonts w:ascii="Arial" w:hAnsi="Arial" w:cs="Arial"/>
+          <w:color w:val="2D3B45"/>
+          <w:sz w:val="20"/>
+          <w:szCs w:val="20"/>
+        </w:rPr>
+        <w:t xml:space="preserve"> subred</w:t>
+      </w:r>
+      <w:r>
+        <w:rPr>
+          <w:rFonts w:ascii="Arial" w:hAnsi="Arial" w:cs="Arial"/>
+          <w:color w:val="2D3B45"/>
+          <w:sz w:val="20"/>
+          <w:szCs w:val="20"/>
+        </w:rPr>
+        <w:t>es</w:t>
+      </w:r>
+      <w:r>
+        <w:rPr>
+          <w:rFonts w:ascii="Arial" w:hAnsi="Arial" w:cs="Arial"/>
+          <w:color w:val="2D3B45"/>
+          <w:sz w:val="20"/>
+          <w:szCs w:val="20"/>
+        </w:rPr>
+        <w:t xml:space="preserve"> de </w:t>
+      </w:r>
+      <w:r>
+        <w:rPr>
+          <w:rFonts w:ascii="Arial" w:hAnsi="Arial" w:cs="Arial"/>
+          <w:b/>
+          <w:bCs/>
+          <w:color w:val="2D3B45"/>
+          <w:sz w:val="20"/>
+          <w:szCs w:val="20"/>
+        </w:rPr>
         <w:t>Directivos</w:t>
       </w:r>
       <w:r>
@@ -1695,7 +1705,25 @@
           <w:sz w:val="20"/>
           <w:szCs w:val="20"/>
         </w:rPr>
-        <w:t xml:space="preserve"> y a la subred de </w:t>
+        <w:t xml:space="preserve"> y </w:t>
+      </w:r>
+      <w:r>
+        <w:rPr>
+          <w:rFonts w:ascii="Arial" w:hAnsi="Arial" w:cs="Arial"/>
+          <w:color w:val="2D3B45"/>
+          <w:sz w:val="20"/>
+          <w:szCs w:val="20"/>
+        </w:rPr>
+        <w:t>de</w:t>
+      </w:r>
+      <w:r>
+        <w:rPr>
+          <w:rFonts w:ascii="Arial" w:hAnsi="Arial" w:cs="Arial"/>
+          <w:color w:val="2D3B45"/>
+          <w:sz w:val="20"/>
+          <w:szCs w:val="20"/>
+        </w:rPr>
+        <w:t xml:space="preserve"> </w:t>
       </w:r>
       <w:r>
         <w:rPr>
@@ -1810,45 +1838,14 @@
           <w:szCs w:val="20"/>
         </w:rPr>
       </w:pPr>
-      <w:proofErr w:type="spellStart"/>
-      <w:r>
-        <w:rPr>
-          <w:rFonts w:ascii="Arial" w:hAnsi="Arial" w:cs="Arial"/>
-          <w:color w:val="2D3B45"/>
-          <w:sz w:val="20"/>
-          <w:szCs w:val="20"/>
-        </w:rPr>
-        <w:t>router</w:t>
-      </w:r>
-      <w:proofErr w:type="spellEnd"/>
-      <w:r>
-        <w:rPr>
-          <w:rFonts w:ascii="Arial" w:hAnsi="Arial" w:cs="Arial"/>
-          <w:color w:val="2D3B45"/>
-          <w:sz w:val="20"/>
-          <w:szCs w:val="20"/>
-        </w:rPr>
-        <w:t>(</w:t>
-      </w:r>
-      <w:proofErr w:type="spellStart"/>
-      <w:r>
-        <w:rPr>
-          <w:rFonts w:ascii="Arial" w:hAnsi="Arial" w:cs="Arial"/>
-          <w:color w:val="2D3B45"/>
-          <w:sz w:val="20"/>
-          <w:szCs w:val="20"/>
-        </w:rPr>
-        <w:t>config</w:t>
-      </w:r>
-      <w:proofErr w:type="spellEnd"/>
-      <w:r>
-        <w:rPr>
-          <w:rFonts w:ascii="Arial" w:hAnsi="Arial" w:cs="Arial"/>
-          <w:color w:val="2D3B45"/>
-          <w:sz w:val="20"/>
-          <w:szCs w:val="20"/>
-        </w:rPr>
-        <w:t>)#</w:t>
+      <w:r>
+        <w:rPr>
+          <w:rFonts w:ascii="Arial" w:hAnsi="Arial" w:cs="Arial"/>
+          <w:color w:val="2D3B45"/>
+          <w:sz w:val="20"/>
+          <w:szCs w:val="20"/>
+        </w:rPr>
+        <w:t>router(config)#</w:t>
       </w:r>
     </w:p>
     <w:p>
@@ -1887,27 +1884,7 @@
           <w:sz w:val="20"/>
           <w:szCs w:val="20"/>
         </w:rPr>
-        <w:t xml:space="preserve">¿En qué </w:t>
-      </w:r>
-      <w:proofErr w:type="spellStart"/>
-      <w:r>
-        <w:rPr>
-          <w:rFonts w:ascii="Arial" w:hAnsi="Arial" w:cs="Arial"/>
-          <w:color w:val="2D3B45"/>
-          <w:sz w:val="20"/>
-          <w:szCs w:val="20"/>
-        </w:rPr>
-        <w:t>router</w:t>
-      </w:r>
-      <w:proofErr w:type="spellEnd"/>
-      <w:r>
-        <w:rPr>
-          <w:rFonts w:ascii="Arial" w:hAnsi="Arial" w:cs="Arial"/>
-          <w:color w:val="2D3B45"/>
-          <w:sz w:val="20"/>
-          <w:szCs w:val="20"/>
-        </w:rPr>
-        <w:t xml:space="preserve"> instalarás esta lista de control de acceso? </w:t>
+        <w:t xml:space="preserve">¿En qué router instalarás esta lista de control de acceso? </w:t>
       </w:r>
     </w:p>
     <w:p>
@@ -1959,20 +1936,8 @@
           <w:szCs w:val="20"/>
           <w:lang w:val="en-US"/>
         </w:rPr>
-        <w:t>router(config-</w:t>
-      </w:r>
-      <w:proofErr w:type="gramStart"/>
-      <w:r>
-        <w:rPr>
-          <w:rFonts w:ascii="Arial" w:hAnsi="Arial" w:cs="Arial"/>
-          <w:color w:val="2D3B45"/>
-          <w:sz w:val="20"/>
-          <w:szCs w:val="20"/>
-          <w:lang w:val="en-US"/>
-        </w:rPr>
-        <w:t>if)#</w:t>
-      </w:r>
-      <w:proofErr w:type="gramEnd"/>
+        <w:t>router(config-if)#</w:t>
+      </w:r>
     </w:p>
     <w:sectPr>
       <w:pgSz w:w="12242" w:h="15842" w:code="1"/>
@@ -4196,7 +4161,7 @@
       <w:lang w:val="en-US" w:eastAsia="en-US"/>
     </w:rPr>
   </w:style>
-  <w:style w:type="character" w:styleId="Textoennegrita">
+  <w:style w:type="character" w:styleId="Fuerte">
     <w:name w:val="Strong"/>
     <w:basedOn w:val="Fuentedeprrafopredeter"/>
     <w:uiPriority w:val="22"/>

--- a/CalendarioAgo26/Ejercicios/E8_ACLs/Ejer8_ACLs.docx
+++ b/CalendarioAgo26/Ejercicios/E8_ACLs/Ejer8_ACLs.docx
@@ -323,7 +323,67 @@
           <w:iCs w:val="0"/>
           <w:color w:val="auto"/>
         </w:rPr>
-        <w:t>En la realización de estos ejercicios debes considerar como independiente cada una de las ACLs. Para probar las ACLs en PT se te recomienda desactivar las ACLs previas a cada inciso.</w:t>
+        <w:t xml:space="preserve">En la realización de estos ejercicios debes considerar como independiente cada una de las </w:t>
+      </w:r>
+      <w:proofErr w:type="spellStart"/>
+      <w:r>
+        <w:rPr>
+          <w:rFonts w:ascii="Arial" w:eastAsia="Times New Roman" w:hAnsi="Arial" w:cs="Arial"/>
+          <w:i w:val="0"/>
+          <w:iCs w:val="0"/>
+          <w:color w:val="auto"/>
+        </w:rPr>
+        <w:t>ACLs</w:t>
+      </w:r>
+      <w:proofErr w:type="spellEnd"/>
+      <w:r>
+        <w:rPr>
+          <w:rFonts w:ascii="Arial" w:eastAsia="Times New Roman" w:hAnsi="Arial" w:cs="Arial"/>
+          <w:i w:val="0"/>
+          <w:iCs w:val="0"/>
+          <w:color w:val="auto"/>
+        </w:rPr>
+        <w:t xml:space="preserve">. Para probar las </w:t>
+      </w:r>
+      <w:proofErr w:type="spellStart"/>
+      <w:r>
+        <w:rPr>
+          <w:rFonts w:ascii="Arial" w:eastAsia="Times New Roman" w:hAnsi="Arial" w:cs="Arial"/>
+          <w:i w:val="0"/>
+          <w:iCs w:val="0"/>
+          <w:color w:val="auto"/>
+        </w:rPr>
+        <w:t>ACLs</w:t>
+      </w:r>
+      <w:proofErr w:type="spellEnd"/>
+      <w:r>
+        <w:rPr>
+          <w:rFonts w:ascii="Arial" w:eastAsia="Times New Roman" w:hAnsi="Arial" w:cs="Arial"/>
+          <w:i w:val="0"/>
+          <w:iCs w:val="0"/>
+          <w:color w:val="auto"/>
+        </w:rPr>
+        <w:t xml:space="preserve"> en PT se te recomienda desactivar las </w:t>
+      </w:r>
+      <w:proofErr w:type="spellStart"/>
+      <w:r>
+        <w:rPr>
+          <w:rFonts w:ascii="Arial" w:eastAsia="Times New Roman" w:hAnsi="Arial" w:cs="Arial"/>
+          <w:i w:val="0"/>
+          <w:iCs w:val="0"/>
+          <w:color w:val="auto"/>
+        </w:rPr>
+        <w:t>ACLs</w:t>
+      </w:r>
+      <w:proofErr w:type="spellEnd"/>
+      <w:r>
+        <w:rPr>
+          <w:rFonts w:ascii="Arial" w:eastAsia="Times New Roman" w:hAnsi="Arial" w:cs="Arial"/>
+          <w:i w:val="0"/>
+          <w:iCs w:val="0"/>
+          <w:color w:val="auto"/>
+        </w:rPr>
+        <w:t xml:space="preserve"> previas a cada inciso.</w:t>
       </w:r>
     </w:p>
     <w:p>
@@ -651,6 +711,7 @@
         </w:rPr>
         <w:t xml:space="preserve">tengan acceso a la subred de </w:t>
       </w:r>
+      <w:proofErr w:type="gramStart"/>
       <w:r>
         <w:rPr>
           <w:rFonts w:ascii="Arial" w:hAnsi="Arial" w:cs="Arial"/>
@@ -673,6 +734,7 @@
         </w:rPr>
         <w:t>ores</w:t>
       </w:r>
+      <w:proofErr w:type="gramEnd"/>
       <w:r>
         <w:rPr>
           <w:rFonts w:ascii="Arial" w:hAnsi="Arial" w:cs="Arial"/>
@@ -704,7 +766,27 @@
           <w:sz w:val="20"/>
           <w:szCs w:val="20"/>
         </w:rPr>
-        <w:t xml:space="preserve">¿En qué router instalarás esta lista de control de acceso? </w:t>
+        <w:t xml:space="preserve">¿En qué </w:t>
+      </w:r>
+      <w:proofErr w:type="spellStart"/>
+      <w:r>
+        <w:rPr>
+          <w:rFonts w:ascii="Arial" w:hAnsi="Arial" w:cs="Arial"/>
+          <w:color w:val="2D3B45"/>
+          <w:sz w:val="20"/>
+          <w:szCs w:val="20"/>
+        </w:rPr>
+        <w:t>router</w:t>
+      </w:r>
+      <w:proofErr w:type="spellEnd"/>
+      <w:r>
+        <w:rPr>
+          <w:rFonts w:ascii="Arial" w:hAnsi="Arial" w:cs="Arial"/>
+          <w:color w:val="2D3B45"/>
+          <w:sz w:val="20"/>
+          <w:szCs w:val="20"/>
+        </w:rPr>
+        <w:t xml:space="preserve"> instalarás esta lista de control de acceso? </w:t>
       </w:r>
     </w:p>
     <w:p>
@@ -809,14 +891,45 @@
           <w:szCs w:val="20"/>
         </w:rPr>
       </w:pPr>
-      <w:r>
-        <w:rPr>
-          <w:rFonts w:ascii="Arial" w:hAnsi="Arial" w:cs="Arial"/>
-          <w:color w:val="2D3B45"/>
-          <w:sz w:val="20"/>
-          <w:szCs w:val="20"/>
-        </w:rPr>
-        <w:t>router(config-if)#</w:t>
+      <w:proofErr w:type="spellStart"/>
+      <w:r>
+        <w:rPr>
+          <w:rFonts w:ascii="Arial" w:hAnsi="Arial" w:cs="Arial"/>
+          <w:color w:val="2D3B45"/>
+          <w:sz w:val="20"/>
+          <w:szCs w:val="20"/>
+        </w:rPr>
+        <w:t>router</w:t>
+      </w:r>
+      <w:proofErr w:type="spellEnd"/>
+      <w:r>
+        <w:rPr>
+          <w:rFonts w:ascii="Arial" w:hAnsi="Arial" w:cs="Arial"/>
+          <w:color w:val="2D3B45"/>
+          <w:sz w:val="20"/>
+          <w:szCs w:val="20"/>
+        </w:rPr>
+        <w:t>(</w:t>
+      </w:r>
+      <w:proofErr w:type="spellStart"/>
+      <w:r>
+        <w:rPr>
+          <w:rFonts w:ascii="Arial" w:hAnsi="Arial" w:cs="Arial"/>
+          <w:color w:val="2D3B45"/>
+          <w:sz w:val="20"/>
+          <w:szCs w:val="20"/>
+        </w:rPr>
+        <w:t>config-if</w:t>
+      </w:r>
+      <w:proofErr w:type="spellEnd"/>
+      <w:r>
+        <w:rPr>
+          <w:rFonts w:ascii="Arial" w:hAnsi="Arial" w:cs="Arial"/>
+          <w:color w:val="2D3B45"/>
+          <w:sz w:val="20"/>
+          <w:szCs w:val="20"/>
+        </w:rPr>
+        <w:t>)#</w:t>
       </w:r>
     </w:p>
     <w:p>
@@ -1038,6 +1151,7 @@
         </w:rPr>
         <w:t xml:space="preserve"> tengan acceso a la subred de </w:t>
       </w:r>
+      <w:proofErr w:type="gramStart"/>
       <w:r>
         <w:rPr>
           <w:rFonts w:ascii="Arial" w:hAnsi="Arial" w:cs="Arial"/>
@@ -1060,6 +1174,7 @@
         </w:rPr>
         <w:t>ores</w:t>
       </w:r>
+      <w:proofErr w:type="gramEnd"/>
       <w:r>
         <w:rPr>
           <w:rFonts w:ascii="Arial" w:hAnsi="Arial" w:cs="Arial"/>
@@ -1091,7 +1206,27 @@
           <w:sz w:val="20"/>
           <w:szCs w:val="20"/>
         </w:rPr>
-        <w:t>¿En qué router instalarás esta lista de control de acceso?</w:t>
+        <w:t xml:space="preserve">¿En qué </w:t>
+      </w:r>
+      <w:proofErr w:type="spellStart"/>
+      <w:r>
+        <w:rPr>
+          <w:rFonts w:ascii="Arial" w:hAnsi="Arial" w:cs="Arial"/>
+          <w:color w:val="2D3B45"/>
+          <w:sz w:val="20"/>
+          <w:szCs w:val="20"/>
+        </w:rPr>
+        <w:t>router</w:t>
+      </w:r>
+      <w:proofErr w:type="spellEnd"/>
+      <w:r>
+        <w:rPr>
+          <w:rFonts w:ascii="Arial" w:hAnsi="Arial" w:cs="Arial"/>
+          <w:color w:val="2D3B45"/>
+          <w:sz w:val="20"/>
+          <w:szCs w:val="20"/>
+        </w:rPr>
+        <w:t xml:space="preserve"> instalarás esta lista de control de acceso?</w:t>
       </w:r>
     </w:p>
     <w:p>
@@ -1186,14 +1321,45 @@
           <w:szCs w:val="20"/>
         </w:rPr>
       </w:pPr>
-      <w:r>
-        <w:rPr>
-          <w:rFonts w:ascii="Arial" w:hAnsi="Arial" w:cs="Arial"/>
-          <w:color w:val="2D3B45"/>
-          <w:sz w:val="20"/>
-          <w:szCs w:val="20"/>
-        </w:rPr>
-        <w:t>router(config-if)#</w:t>
+      <w:proofErr w:type="spellStart"/>
+      <w:r>
+        <w:rPr>
+          <w:rFonts w:ascii="Arial" w:hAnsi="Arial" w:cs="Arial"/>
+          <w:color w:val="2D3B45"/>
+          <w:sz w:val="20"/>
+          <w:szCs w:val="20"/>
+        </w:rPr>
+        <w:t>router</w:t>
+      </w:r>
+      <w:proofErr w:type="spellEnd"/>
+      <w:r>
+        <w:rPr>
+          <w:rFonts w:ascii="Arial" w:hAnsi="Arial" w:cs="Arial"/>
+          <w:color w:val="2D3B45"/>
+          <w:sz w:val="20"/>
+          <w:szCs w:val="20"/>
+        </w:rPr>
+        <w:t>(</w:t>
+      </w:r>
+      <w:proofErr w:type="spellStart"/>
+      <w:r>
+        <w:rPr>
+          <w:rFonts w:ascii="Arial" w:hAnsi="Arial" w:cs="Arial"/>
+          <w:color w:val="2D3B45"/>
+          <w:sz w:val="20"/>
+          <w:szCs w:val="20"/>
+        </w:rPr>
+        <w:t>config-if</w:t>
+      </w:r>
+      <w:proofErr w:type="spellEnd"/>
+      <w:r>
+        <w:rPr>
+          <w:rFonts w:ascii="Arial" w:hAnsi="Arial" w:cs="Arial"/>
+          <w:color w:val="2D3B45"/>
+          <w:sz w:val="20"/>
+          <w:szCs w:val="20"/>
+        </w:rPr>
+        <w:t>)#</w:t>
       </w:r>
     </w:p>
     <w:p>
@@ -1362,7 +1528,27 @@
           <w:sz w:val="20"/>
           <w:szCs w:val="20"/>
         </w:rPr>
-        <w:t xml:space="preserve">¿En qué router instalarás esta lista de control de acceso? </w:t>
+        <w:t xml:space="preserve">¿En qué </w:t>
+      </w:r>
+      <w:proofErr w:type="spellStart"/>
+      <w:r>
+        <w:rPr>
+          <w:rFonts w:ascii="Arial" w:hAnsi="Arial" w:cs="Arial"/>
+          <w:color w:val="2D3B45"/>
+          <w:sz w:val="20"/>
+          <w:szCs w:val="20"/>
+        </w:rPr>
+        <w:t>router</w:t>
+      </w:r>
+      <w:proofErr w:type="spellEnd"/>
+      <w:r>
+        <w:rPr>
+          <w:rFonts w:ascii="Arial" w:hAnsi="Arial" w:cs="Arial"/>
+          <w:color w:val="2D3B45"/>
+          <w:sz w:val="20"/>
+          <w:szCs w:val="20"/>
+        </w:rPr>
+        <w:t xml:space="preserve"> instalarás esta lista de control de acceso? </w:t>
       </w:r>
     </w:p>
     <w:p>
@@ -1457,14 +1643,45 @@
           <w:szCs w:val="20"/>
         </w:rPr>
       </w:pPr>
-      <w:r>
-        <w:rPr>
-          <w:rFonts w:ascii="Arial" w:hAnsi="Arial" w:cs="Arial"/>
-          <w:color w:val="2D3B45"/>
-          <w:sz w:val="20"/>
-          <w:szCs w:val="20"/>
-        </w:rPr>
-        <w:t>router(config-if)#</w:t>
+      <w:proofErr w:type="spellStart"/>
+      <w:r>
+        <w:rPr>
+          <w:rFonts w:ascii="Arial" w:hAnsi="Arial" w:cs="Arial"/>
+          <w:color w:val="2D3B45"/>
+          <w:sz w:val="20"/>
+          <w:szCs w:val="20"/>
+        </w:rPr>
+        <w:t>router</w:t>
+      </w:r>
+      <w:proofErr w:type="spellEnd"/>
+      <w:r>
+        <w:rPr>
+          <w:rFonts w:ascii="Arial" w:hAnsi="Arial" w:cs="Arial"/>
+          <w:color w:val="2D3B45"/>
+          <w:sz w:val="20"/>
+          <w:szCs w:val="20"/>
+        </w:rPr>
+        <w:t>(</w:t>
+      </w:r>
+      <w:proofErr w:type="spellStart"/>
+      <w:r>
+        <w:rPr>
+          <w:rFonts w:ascii="Arial" w:hAnsi="Arial" w:cs="Arial"/>
+          <w:color w:val="2D3B45"/>
+          <w:sz w:val="20"/>
+          <w:szCs w:val="20"/>
+        </w:rPr>
+        <w:t>config-if</w:t>
+      </w:r>
+      <w:proofErr w:type="spellEnd"/>
+      <w:r>
+        <w:rPr>
+          <w:rFonts w:ascii="Arial" w:hAnsi="Arial" w:cs="Arial"/>
+          <w:color w:val="2D3B45"/>
+          <w:sz w:val="20"/>
+          <w:szCs w:val="20"/>
+        </w:rPr>
+        <w:t>)#</w:t>
       </w:r>
     </w:p>
     <w:p>
@@ -1511,13 +1728,31 @@
       <w:r>
         <w:rPr>
           <w:rFonts w:ascii="Arial" w:hAnsi="Arial" w:cs="Arial"/>
+          <w:color w:val="2D3B45"/>
+          <w:sz w:val="20"/>
+          <w:szCs w:val="20"/>
+        </w:rPr>
+        <w:t>acceso</w:t>
+      </w:r>
+      <w:r>
+        <w:rPr>
+          <w:rFonts w:ascii="Arial" w:hAnsi="Arial" w:cs="Arial"/>
           <w:b/>
           <w:bCs/>
           <w:color w:val="2D3B45"/>
           <w:sz w:val="20"/>
           <w:szCs w:val="20"/>
         </w:rPr>
-        <w:t>acceso estándar</w:t>
+        <w:t xml:space="preserve"> </w:t>
+      </w:r>
+      <w:r>
+        <w:rPr>
+          <w:rFonts w:ascii="Arial" w:hAnsi="Arial" w:cs="Arial"/>
+          <w:color w:val="2D3B45"/>
+          <w:sz w:val="20"/>
+          <w:szCs w:val="20"/>
+        </w:rPr>
+        <w:t>estándar</w:t>
       </w:r>
       <w:r>
         <w:rPr>
@@ -1838,14 +2073,45 @@
           <w:szCs w:val="20"/>
         </w:rPr>
       </w:pPr>
-      <w:r>
-        <w:rPr>
-          <w:rFonts w:ascii="Arial" w:hAnsi="Arial" w:cs="Arial"/>
-          <w:color w:val="2D3B45"/>
-          <w:sz w:val="20"/>
-          <w:szCs w:val="20"/>
-        </w:rPr>
-        <w:t>router(config)#</w:t>
+      <w:proofErr w:type="spellStart"/>
+      <w:r>
+        <w:rPr>
+          <w:rFonts w:ascii="Arial" w:hAnsi="Arial" w:cs="Arial"/>
+          <w:color w:val="2D3B45"/>
+          <w:sz w:val="20"/>
+          <w:szCs w:val="20"/>
+        </w:rPr>
+        <w:t>router</w:t>
+      </w:r>
+      <w:proofErr w:type="spellEnd"/>
+      <w:r>
+        <w:rPr>
+          <w:rFonts w:ascii="Arial" w:hAnsi="Arial" w:cs="Arial"/>
+          <w:color w:val="2D3B45"/>
+          <w:sz w:val="20"/>
+          <w:szCs w:val="20"/>
+        </w:rPr>
+        <w:t>(</w:t>
+      </w:r>
+      <w:proofErr w:type="spellStart"/>
+      <w:r>
+        <w:rPr>
+          <w:rFonts w:ascii="Arial" w:hAnsi="Arial" w:cs="Arial"/>
+          <w:color w:val="2D3B45"/>
+          <w:sz w:val="20"/>
+          <w:szCs w:val="20"/>
+        </w:rPr>
+        <w:t>config</w:t>
+      </w:r>
+      <w:proofErr w:type="spellEnd"/>
+      <w:r>
+        <w:rPr>
+          <w:rFonts w:ascii="Arial" w:hAnsi="Arial" w:cs="Arial"/>
+          <w:color w:val="2D3B45"/>
+          <w:sz w:val="20"/>
+          <w:szCs w:val="20"/>
+        </w:rPr>
+        <w:t>)#</w:t>
       </w:r>
     </w:p>
     <w:p>
@@ -1884,7 +2150,27 @@
           <w:sz w:val="20"/>
           <w:szCs w:val="20"/>
         </w:rPr>
-        <w:t xml:space="preserve">¿En qué router instalarás esta lista de control de acceso? </w:t>
+        <w:t xml:space="preserve">¿En qué </w:t>
+      </w:r>
+      <w:proofErr w:type="spellStart"/>
+      <w:r>
+        <w:rPr>
+          <w:rFonts w:ascii="Arial" w:hAnsi="Arial" w:cs="Arial"/>
+          <w:color w:val="2D3B45"/>
+          <w:sz w:val="20"/>
+          <w:szCs w:val="20"/>
+        </w:rPr>
+        <w:t>router</w:t>
+      </w:r>
+      <w:proofErr w:type="spellEnd"/>
+      <w:r>
+        <w:rPr>
+          <w:rFonts w:ascii="Arial" w:hAnsi="Arial" w:cs="Arial"/>
+          <w:color w:val="2D3B45"/>
+          <w:sz w:val="20"/>
+          <w:szCs w:val="20"/>
+        </w:rPr>
+        <w:t xml:space="preserve"> instalarás esta lista de control de acceso? </w:t>
       </w:r>
     </w:p>
     <w:p>
@@ -1936,8 +2222,20 @@
           <w:szCs w:val="20"/>
           <w:lang w:val="en-US"/>
         </w:rPr>
-        <w:t>router(config-if)#</w:t>
-      </w:r>
+        <w:t>router(config-</w:t>
+      </w:r>
+      <w:proofErr w:type="gramStart"/>
+      <w:r>
+        <w:rPr>
+          <w:rFonts w:ascii="Arial" w:hAnsi="Arial" w:cs="Arial"/>
+          <w:color w:val="2D3B45"/>
+          <w:sz w:val="20"/>
+          <w:szCs w:val="20"/>
+          <w:lang w:val="en-US"/>
+        </w:rPr>
+        <w:t>if)#</w:t>
+      </w:r>
+      <w:proofErr w:type="gramEnd"/>
     </w:p>
     <w:sectPr>
       <w:pgSz w:w="12242" w:h="15842" w:code="1"/>
